--- a/public/guides/directory-listings-guide.docx
+++ b/public/guides/directory-listings-guide.docx
@@ -418,7 +418,7 @@
         </w:rPr>
         <w:t xml:space="preserve"> </w:t>
       </w:r>
-      <w:hyperlink w:history="1" r:id="rIdncbdrfxtkukxzrq-9kekt">
+      <w:hyperlink w:history="1" r:id="rIdbnosqwdf4-kjr6ryao66o">
         <w:r>
           <w:rPr>
             <w:rFonts w:ascii="Calibri" w:cs="Calibri" w:eastAsia="Calibri" w:hAnsi="Calibri"/>
@@ -609,7 +609,7 @@
         </w:rPr>
         <w:t xml:space="preserve"> </w:t>
       </w:r>
-      <w:hyperlink w:history="1" r:id="rId5fidjkttea3bejeblpc6q">
+      <w:hyperlink w:history="1" r:id="rId32rqkm3c2t_o9j3oqep84">
         <w:r>
           <w:rPr>
             <w:rFonts w:ascii="Calibri" w:cs="Calibri" w:eastAsia="Calibri" w:hAnsi="Calibri"/>
@@ -819,7 +819,7 @@
         </w:rPr>
         <w:t xml:space="preserve"> </w:t>
       </w:r>
-      <w:hyperlink w:history="1" r:id="rId9utm34jb7a6it0zyoaacs">
+      <w:hyperlink w:history="1" r:id="rIdsg2manqkd8k8oamsfrqbs">
         <w:r>
           <w:rPr>
             <w:rFonts w:ascii="Calibri" w:cs="Calibri" w:eastAsia="Calibri" w:hAnsi="Calibri"/>
@@ -1029,7 +1029,7 @@
         </w:rPr>
         <w:t xml:space="preserve"> </w:t>
       </w:r>
-      <w:hyperlink w:history="1" r:id="rIdqm2kwg21rqcb9bqx-gadb">
+      <w:hyperlink w:history="1" r:id="rIdn96rvqrhd-jddpfgajfpx">
         <w:r>
           <w:rPr>
             <w:rFonts w:ascii="Calibri" w:cs="Calibri" w:eastAsia="Calibri" w:hAnsi="Calibri"/>
@@ -1248,7 +1248,7 @@
         </w:rPr>
         <w:t xml:space="preserve"> </w:t>
       </w:r>
-      <w:hyperlink w:history="1" r:id="rIdfcvchxuzy2bq_pvawucce">
+      <w:hyperlink w:history="1" r:id="rIdlqxaurxry0y_wcgwv4kxm">
         <w:r>
           <w:rPr>
             <w:rFonts w:ascii="Calibri" w:cs="Calibri" w:eastAsia="Calibri" w:hAnsi="Calibri"/>
@@ -1467,7 +1467,7 @@
         </w:rPr>
         <w:t xml:space="preserve"> </w:t>
       </w:r>
-      <w:hyperlink w:history="1" r:id="rIdfibv2xn7pubp2oodufyoe">
+      <w:hyperlink w:history="1" r:id="rIdsv22xhc3je_k-bggqbhr_">
         <w:r>
           <w:rPr>
             <w:rFonts w:ascii="Calibri" w:cs="Calibri" w:eastAsia="Calibri" w:hAnsi="Calibri"/>
@@ -1686,7 +1686,7 @@
         </w:rPr>
         <w:t xml:space="preserve"> </w:t>
       </w:r>
-      <w:hyperlink w:history="1" r:id="rIdq5teitssfsvbv4hatkrss">
+      <w:hyperlink w:history="1" r:id="rId3fjlskjkankalovyidzod">
         <w:r>
           <w:rPr>
             <w:rFonts w:ascii="Calibri" w:cs="Calibri" w:eastAsia="Calibri" w:hAnsi="Calibri"/>
@@ -1912,7 +1912,7 @@
         </w:rPr>
         <w:t xml:space="preserve"> </w:t>
       </w:r>
-      <w:hyperlink w:history="1" r:id="rIdon4gsy2spd-3jc0w9swvs">
+      <w:hyperlink w:history="1" r:id="rIdna3rgdkzfc7ndtdwbddnf">
         <w:r>
           <w:rPr>
             <w:rFonts w:ascii="Calibri" w:cs="Calibri" w:eastAsia="Calibri" w:hAnsi="Calibri"/>
@@ -2138,7 +2138,7 @@
         </w:rPr>
         <w:t xml:space="preserve"> </w:t>
       </w:r>
-      <w:hyperlink w:history="1" r:id="rIdatnlif9cvvdelkwqgtplz">
+      <w:hyperlink w:history="1" r:id="rId8ooeyjzhs2aoscq0auejw">
         <w:r>
           <w:rPr>
             <w:rFonts w:ascii="Calibri" w:cs="Calibri" w:eastAsia="Calibri" w:hAnsi="Calibri"/>
@@ -2364,7 +2364,7 @@
         </w:rPr>
         <w:t xml:space="preserve"> </w:t>
       </w:r>
-      <w:hyperlink w:history="1" r:id="rIdvnmvewyg-xhiwtlkvisef">
+      <w:hyperlink w:history="1" r:id="rIdlhonbayq-mpihwlcfintr">
         <w:r>
           <w:rPr>
             <w:rFonts w:ascii="Calibri" w:cs="Calibri" w:eastAsia="Calibri" w:hAnsi="Calibri"/>
@@ -2574,7 +2574,7 @@
         </w:rPr>
         <w:t xml:space="preserve"> </w:t>
       </w:r>
-      <w:hyperlink w:history="1" r:id="rIdhljog8jlxfcykhnhjrhai">
+      <w:hyperlink w:history="1" r:id="rIdzlkkq7h5xxy8wzqotmykc">
         <w:r>
           <w:rPr>
             <w:rFonts w:ascii="Calibri" w:cs="Calibri" w:eastAsia="Calibri" w:hAnsi="Calibri"/>
@@ -2784,7 +2784,7 @@
         </w:rPr>
         <w:t xml:space="preserve"> </w:t>
       </w:r>
-      <w:hyperlink w:history="1" r:id="rIdwjoxtxbmf0maowcu98toq">
+      <w:hyperlink w:history="1" r:id="rIdj5gxcxkd7ipfxfbk5uagc">
         <w:r>
           <w:rPr>
             <w:rFonts w:ascii="Calibri" w:cs="Calibri" w:eastAsia="Calibri" w:hAnsi="Calibri"/>
